--- a/ru/wisdom-stories/help-yourself-o-exalted-god.docx
+++ b/ru/wisdom-stories/help-yourself-o-exalted-god.docx
@@ -7,7 +7,7 @@
         <w:pStyle w:val="Title"/>
       </w:pPr>
       <w:r>
-        <w:t>Приди им всем на помощь, о Всевышний Аллах</w:t>
+        <w:t>Ты Сам помоги, о Всевышний Аллах</w:t>
       </w:r>
     </w:p>
     <w:p>
@@ -15,7 +15,7 @@
         <w:spacing w:after="80"/>
       </w:pPr>
       <w:r>
-        <w:t>Бездомному, не знающему пристанища,</w:t>
+        <w:t>Неспокойному, оставшемуся без дома,</w:t>
       </w:r>
     </w:p>
     <w:p>
@@ -31,7 +31,7 @@
         <w:spacing w:after="80"/>
       </w:pPr>
       <w:r>
-        <w:t>голодному и жаждущему,</w:t>
+        <w:t>нуждающемуся, оставшемуся голодным и жаждущим,</w:t>
       </w:r>
     </w:p>
     <w:p>
@@ -39,7 +39,7 @@
         <w:spacing w:after="80"/>
       </w:pPr>
       <w:r>
-        <w:t>больному, лишённому помощи,</w:t>
+        <w:t>больному, попавшему в тяжёлое положение,</w:t>
       </w:r>
     </w:p>
     <w:p>
@@ -47,7 +47,7 @@
         <w:spacing w:after="80"/>
       </w:pPr>
       <w:r>
-        <w:t>тому, чьё сердце изранено, а глаза устали ждать,</w:t>
+        <w:t>тому, чьё сердце изранено, и тому, чей взгляд остался на дороге,</w:t>
       </w:r>
     </w:p>
     <w:p>
@@ -55,7 +55,7 @@
         <w:spacing w:after="80"/>
       </w:pPr>
       <w:r>
-        <w:t>отчаявшемуся, сбившемуся с пути,</w:t>
+        <w:t>отчаявшемуся, оставшемуся без выхода,</w:t>
       </w:r>
     </w:p>
     <w:p>
@@ -63,7 +63,7 @@
         <w:spacing w:after="80"/>
       </w:pPr>
       <w:r>
-        <w:t>заблудшему, не видящему света,</w:t>
+        <w:t>пребывающему в небрежении, не видящему света,</w:t>
       </w:r>
     </w:p>
     <w:p>
@@ -71,7 +71,7 @@
         <w:spacing w:after="80"/>
       </w:pPr>
       <w:r>
-        <w:t>тому, кто всё ещё надеется и мечтает,</w:t>
+        <w:t>тому, у кого есть желание и кто строит мечты,</w:t>
       </w:r>
     </w:p>
     <w:p>
@@ -79,7 +79,7 @@
         <w:spacing w:after="80"/>
       </w:pPr>
       <w:r>
-        <w:t>тому, кто живёт без веры и вдали от Тебя, —</w:t>
+        <w:t>тому, кто без веры, и тому, кто остался без Тебя, —</w:t>
       </w:r>
     </w:p>
     <w:p>
@@ -88,7 +88,7 @@
         <w:spacing w:after="80"/>
       </w:pPr>
       <w:r>
-        <w:t>приди им всем на помощь, о Всевышний Аллах!</w:t>
+        <w:t>Ты Сам помоги им, о Всевышний Аллах!</w:t>
       </w:r>
     </w:p>
     <w:p>
@@ -101,11 +101,9 @@
         <w:rPr>
           <w:b/>
         </w:rPr>
-        <w:t>Мораль:</w:t>
+        <w:t>Мораль: Последнее прибежище беспомощных, одиноких и отчаявшихся — Творец. В молитве человек выражает самую глубокую нужду.</w:t>
       </w:r>
-      <w:r>
-        <w:t xml:space="preserve"> Последняя надежда одиноких и отчаявшихся — Творец. В молитве человек выражает самую глубокую нужду.</w:t>
-      </w:r>
+      <w:r/>
     </w:p>
     <w:p>
       <w:pPr>
@@ -116,7 +114,7 @@
           <w:i/>
           <w:sz w:val="18"/>
         </w:rPr>
-        <w:t>История взята из открытых источников Интернета.</w:t>
+        <w:t>Рассказы взяты из открытых интернет-источников, а иллюстрации созданы с помощью ИИ.</w:t>
       </w:r>
     </w:p>
     <w:sectPr>
